--- a/Biooil_Data_ML_Submission_Packages/02_Energy_and_AI/08_FIGURE_TABLE_CAPTIONS.docx
+++ b/Biooil_Data_ML_Submission_Packages/02_Energy_and_AI/08_FIGURE_TABLE_CAPTIONS.docx
@@ -502,7 +502,7 @@
     <w:link w:val="Balk1Char"/>
     <w:uiPriority w:val="9"/>
     <w:qFormat/>
-    <w:rsid w:val="005C100F"/>
+    <w:rsid w:val="00B5650F"/>
     <w:pPr>
       <w:keepNext/>
       <w:keepLines/>
@@ -524,7 +524,7 @@
     <w:uiPriority w:val="9"/>
     <w:unhideWhenUsed/>
     <w:qFormat/>
-    <w:rsid w:val="005C100F"/>
+    <w:rsid w:val="00B5650F"/>
     <w:pPr>
       <w:keepNext/>
       <w:keepLines/>
@@ -547,7 +547,7 @@
     <w:semiHidden/>
     <w:unhideWhenUsed/>
     <w:qFormat/>
-    <w:rsid w:val="005C100F"/>
+    <w:rsid w:val="00B5650F"/>
     <w:pPr>
       <w:keepNext/>
       <w:keepLines/>
@@ -570,7 +570,7 @@
     <w:semiHidden/>
     <w:unhideWhenUsed/>
     <w:qFormat/>
-    <w:rsid w:val="005C100F"/>
+    <w:rsid w:val="00B5650F"/>
     <w:pPr>
       <w:keepNext/>
       <w:keepLines/>
@@ -593,7 +593,7 @@
     <w:semiHidden/>
     <w:unhideWhenUsed/>
     <w:qFormat/>
-    <w:rsid w:val="005C100F"/>
+    <w:rsid w:val="00B5650F"/>
     <w:pPr>
       <w:keepNext/>
       <w:keepLines/>
@@ -614,7 +614,7 @@
     <w:semiHidden/>
     <w:unhideWhenUsed/>
     <w:qFormat/>
-    <w:rsid w:val="005C100F"/>
+    <w:rsid w:val="00B5650F"/>
     <w:pPr>
       <w:keepNext/>
       <w:keepLines/>
@@ -637,7 +637,7 @@
     <w:semiHidden/>
     <w:unhideWhenUsed/>
     <w:qFormat/>
-    <w:rsid w:val="005C100F"/>
+    <w:rsid w:val="00B5650F"/>
     <w:pPr>
       <w:keepNext/>
       <w:keepLines/>
@@ -658,7 +658,7 @@
     <w:semiHidden/>
     <w:unhideWhenUsed/>
     <w:qFormat/>
-    <w:rsid w:val="005C100F"/>
+    <w:rsid w:val="00B5650F"/>
     <w:pPr>
       <w:keepNext/>
       <w:keepLines/>
@@ -681,7 +681,7 @@
     <w:semiHidden/>
     <w:unhideWhenUsed/>
     <w:qFormat/>
-    <w:rsid w:val="005C100F"/>
+    <w:rsid w:val="00B5650F"/>
     <w:pPr>
       <w:keepNext/>
       <w:keepLines/>
@@ -725,7 +725,7 @@
     <w:basedOn w:val="VarsaylanParagrafYazTipi"/>
     <w:link w:val="Balk1"/>
     <w:uiPriority w:val="9"/>
-    <w:rsid w:val="005C100F"/>
+    <w:rsid w:val="00B5650F"/>
     <w:rPr>
       <w:rFonts w:asciiTheme="majorHAnsi" w:eastAsiaTheme="majorEastAsia" w:hAnsiTheme="majorHAnsi" w:cstheme="majorBidi"/>
       <w:color w:val="2F5496" w:themeColor="accent1" w:themeShade="BF"/>
@@ -738,7 +738,7 @@
     <w:basedOn w:val="VarsaylanParagrafYazTipi"/>
     <w:link w:val="Balk2"/>
     <w:uiPriority w:val="9"/>
-    <w:rsid w:val="005C100F"/>
+    <w:rsid w:val="00B5650F"/>
     <w:rPr>
       <w:rFonts w:asciiTheme="majorHAnsi" w:eastAsiaTheme="majorEastAsia" w:hAnsiTheme="majorHAnsi" w:cstheme="majorBidi"/>
       <w:color w:val="2F5496" w:themeColor="accent1" w:themeShade="BF"/>
@@ -752,7 +752,7 @@
     <w:link w:val="Balk3"/>
     <w:uiPriority w:val="9"/>
     <w:semiHidden/>
-    <w:rsid w:val="005C100F"/>
+    <w:rsid w:val="00B5650F"/>
     <w:rPr>
       <w:rFonts w:eastAsiaTheme="majorEastAsia" w:cstheme="majorBidi"/>
       <w:color w:val="2F5496" w:themeColor="accent1" w:themeShade="BF"/>
@@ -766,7 +766,7 @@
     <w:link w:val="Balk4"/>
     <w:uiPriority w:val="9"/>
     <w:semiHidden/>
-    <w:rsid w:val="005C100F"/>
+    <w:rsid w:val="00B5650F"/>
     <w:rPr>
       <w:rFonts w:eastAsiaTheme="majorEastAsia" w:cstheme="majorBidi"/>
       <w:i/>
@@ -780,7 +780,7 @@
     <w:link w:val="Balk5"/>
     <w:uiPriority w:val="9"/>
     <w:semiHidden/>
-    <w:rsid w:val="005C100F"/>
+    <w:rsid w:val="00B5650F"/>
     <w:rPr>
       <w:rFonts w:eastAsiaTheme="majorEastAsia" w:cstheme="majorBidi"/>
       <w:color w:val="2F5496" w:themeColor="accent1" w:themeShade="BF"/>
@@ -792,7 +792,7 @@
     <w:link w:val="Balk6"/>
     <w:uiPriority w:val="9"/>
     <w:semiHidden/>
-    <w:rsid w:val="005C100F"/>
+    <w:rsid w:val="00B5650F"/>
     <w:rPr>
       <w:rFonts w:eastAsiaTheme="majorEastAsia" w:cstheme="majorBidi"/>
       <w:i/>
@@ -806,7 +806,7 @@
     <w:link w:val="Balk7"/>
     <w:uiPriority w:val="9"/>
     <w:semiHidden/>
-    <w:rsid w:val="005C100F"/>
+    <w:rsid w:val="00B5650F"/>
     <w:rPr>
       <w:rFonts w:eastAsiaTheme="majorEastAsia" w:cstheme="majorBidi"/>
       <w:color w:val="595959" w:themeColor="text1" w:themeTint="A6"/>
@@ -818,7 +818,7 @@
     <w:link w:val="Balk8"/>
     <w:uiPriority w:val="9"/>
     <w:semiHidden/>
-    <w:rsid w:val="005C100F"/>
+    <w:rsid w:val="00B5650F"/>
     <w:rPr>
       <w:rFonts w:eastAsiaTheme="majorEastAsia" w:cstheme="majorBidi"/>
       <w:i/>
@@ -832,7 +832,7 @@
     <w:link w:val="Balk9"/>
     <w:uiPriority w:val="9"/>
     <w:semiHidden/>
-    <w:rsid w:val="005C100F"/>
+    <w:rsid w:val="00B5650F"/>
     <w:rPr>
       <w:rFonts w:eastAsiaTheme="majorEastAsia" w:cstheme="majorBidi"/>
       <w:color w:val="272727" w:themeColor="text1" w:themeTint="D8"/>
@@ -845,7 +845,7 @@
     <w:link w:val="KonuBalChar"/>
     <w:uiPriority w:val="10"/>
     <w:qFormat/>
-    <w:rsid w:val="005C100F"/>
+    <w:rsid w:val="00B5650F"/>
     <w:pPr>
       <w:spacing w:after="80" w:line="240" w:lineRule="auto"/>
       <w:contextualSpacing/>
@@ -863,7 +863,7 @@
     <w:basedOn w:val="VarsaylanParagrafYazTipi"/>
     <w:link w:val="KonuBal"/>
     <w:uiPriority w:val="10"/>
-    <w:rsid w:val="005C100F"/>
+    <w:rsid w:val="00B5650F"/>
     <w:rPr>
       <w:rFonts w:asciiTheme="majorHAnsi" w:eastAsiaTheme="majorEastAsia" w:hAnsiTheme="majorHAnsi" w:cstheme="majorBidi"/>
       <w:spacing w:val="-10"/>
@@ -879,7 +879,7 @@
     <w:link w:val="AltyazChar"/>
     <w:uiPriority w:val="11"/>
     <w:qFormat/>
-    <w:rsid w:val="005C100F"/>
+    <w:rsid w:val="00B5650F"/>
     <w:pPr>
       <w:numPr>
         <w:ilvl w:val="1"/>
@@ -898,7 +898,7 @@
     <w:basedOn w:val="VarsaylanParagrafYazTipi"/>
     <w:link w:val="Altyaz"/>
     <w:uiPriority w:val="11"/>
-    <w:rsid w:val="005C100F"/>
+    <w:rsid w:val="00B5650F"/>
     <w:rPr>
       <w:rFonts w:eastAsiaTheme="majorEastAsia" w:cstheme="majorBidi"/>
       <w:color w:val="595959" w:themeColor="text1" w:themeTint="A6"/>
@@ -914,7 +914,7 @@
     <w:link w:val="AlntChar"/>
     <w:uiPriority w:val="29"/>
     <w:qFormat/>
-    <w:rsid w:val="005C100F"/>
+    <w:rsid w:val="00B5650F"/>
     <w:pPr>
       <w:spacing w:before="160"/>
       <w:jc w:val="center"/>
@@ -930,7 +930,7 @@
     <w:basedOn w:val="VarsaylanParagrafYazTipi"/>
     <w:link w:val="Alnt"/>
     <w:uiPriority w:val="29"/>
-    <w:rsid w:val="005C100F"/>
+    <w:rsid w:val="00B5650F"/>
     <w:rPr>
       <w:i/>
       <w:iCs/>
@@ -942,7 +942,7 @@
     <w:basedOn w:val="Normal"/>
     <w:uiPriority w:val="34"/>
     <w:qFormat/>
-    <w:rsid w:val="005C100F"/>
+    <w:rsid w:val="00B5650F"/>
     <w:pPr>
       <w:ind w:left="720"/>
       <w:contextualSpacing/>
@@ -953,7 +953,7 @@
     <w:basedOn w:val="VarsaylanParagrafYazTipi"/>
     <w:uiPriority w:val="21"/>
     <w:qFormat/>
-    <w:rsid w:val="005C100F"/>
+    <w:rsid w:val="00B5650F"/>
     <w:rPr>
       <w:i/>
       <w:iCs/>
@@ -967,7 +967,7 @@
     <w:link w:val="GlAlntChar"/>
     <w:uiPriority w:val="30"/>
     <w:qFormat/>
-    <w:rsid w:val="005C100F"/>
+    <w:rsid w:val="00B5650F"/>
     <w:pPr>
       <w:pBdr>
         <w:top w:val="single" w:sz="4" w:space="10" w:color="2F5496" w:themeColor="accent1" w:themeShade="BF"/>
@@ -988,7 +988,7 @@
     <w:basedOn w:val="VarsaylanParagrafYazTipi"/>
     <w:link w:val="GlAlnt"/>
     <w:uiPriority w:val="30"/>
-    <w:rsid w:val="005C100F"/>
+    <w:rsid w:val="00B5650F"/>
     <w:rPr>
       <w:i/>
       <w:iCs/>
@@ -1000,7 +1000,7 @@
     <w:basedOn w:val="VarsaylanParagrafYazTipi"/>
     <w:uiPriority w:val="32"/>
     <w:qFormat/>
-    <w:rsid w:val="005C100F"/>
+    <w:rsid w:val="00B5650F"/>
     <w:rPr>
       <w:b/>
       <w:bCs/>
